--- a/output/manuscript/jsr_cover_letter.docx
+++ b/output/manuscript/jsr_cover_letter.docx
@@ -39,7 +39,7 @@
         <w:spacing w:line="276" w:lineRule="auto" w:after="120"/>
       </w:pPr>
       <w:r>
-        <w:t>Road traffic crashes remain a leading cause of preventable death, and climate change is adding a heat-related layer of risk that road-safety statistics do not capture: fatal crashes on unusually hot days may involve heat-related impairment or unrecorded heat illness, yet decedents are almost never assessed for a heat contribution. Using only public data, this ecological time-series study shows that days hotter than the local seasonal norm carry an acute, same-day excess of US traffic-crash deaths. The excess survives adjustment for driving activity, is concentrated in heat-exposed open-air road users (motorcyclists, pedestrians and cyclists) and in the hottest hours of the day, and is comparable in magnitude to all officially recorded direct-heat deaths. Scenario projections suggest the burden would grow under uniform warming.</w:t>
+        <w:t>Road traffic crashes remain a leading cause of preventable death, and climate change is adding a heat-related layer of risk that road-safety statistics do not capture: fatal crashes on unusually hot days may involve heat-related impairment or unrecorded heat illness, yet decedents are almost never assessed for a heat contribution. Using only public data, this ecological time-series study shows that days hotter than the local seasonal norm carry an acute, same-day excess of US traffic-crash deaths. The excess survives adjustment for driving activity, is concentrated in heat-exposed open-air road users (motorcyclists, pedestrians and cyclists) and in the hottest hours of the day, and is comparable in magnitude to all officially recorded direct-heat deaths. Crash-circumstance analyses add mechanistic support: the excess is larger for single-vehicle than multi-vehicle crashes, persists on clear days, and is similar whether or not a driver was reported to have been drinking—patterns expected from heat-related performance degradation rather than driving volume, road-surface conditions or alcohol. Scenario projections suggest the burden would grow under uniform warming.</w:t>
       </w:r>
     </w:p>
     <w:p>
